--- a/Knowledge/2-Science/1-Formal sciences/0-Intro to Formal sciences/4-Multi Sources/0-General information/Sources - General information - Multi Sources.docx
+++ b/Knowledge/2-Science/1-Formal sciences/0-Intro to Formal sciences/4-Multi Sources/0-General information/Sources - General information - Multi Sources.docx
@@ -434,7 +434,25 @@
           <w:sz w:val="18"/>
           <w:szCs w:val="18"/>
         </w:rPr>
-        <w:t>) [Used to save the web page as an HTML file] -&gt; Application: PDFCrowd - HTML to PDF (</w:t>
+        <w:t xml:space="preserve">) [Used to save the web page as an HTML file] -&gt; Application: </w:t>
+      </w:r>
+      <w:proofErr w:type="spellStart"/>
+      <w:r>
+        <w:rPr>
+          <w:bCs/>
+          <w:sz w:val="18"/>
+          <w:szCs w:val="18"/>
+        </w:rPr>
+        <w:t>PDFCrowd</w:t>
+      </w:r>
+      <w:proofErr w:type="spellEnd"/>
+      <w:r>
+        <w:rPr>
+          <w:bCs/>
+          <w:sz w:val="18"/>
+          <w:szCs w:val="18"/>
+        </w:rPr>
+        <w:t xml:space="preserve"> - HTML to PDF (</w:t>
       </w:r>
       <w:hyperlink r:id="rId8" w:history="1">
         <w:r>
@@ -709,7 +727,43 @@
           <w:sz w:val="18"/>
           <w:szCs w:val="18"/>
         </w:rPr>
-        <w:t>StorageType: Cloud -&gt; Platform: GitHub -&gt; Account: topicsscience -&gt; Repository: kingdomheartsknowledge -&gt; Path: Knowledge/2-Science/1-Formal sciences/0-Intro to Formal sciences/..</w:t>
+        <w:t xml:space="preserve">Data Path: Content Storage Folder -&gt; </w:t>
+      </w:r>
+      <w:proofErr w:type="spellStart"/>
+      <w:r>
+        <w:rPr>
+          <w:bCs/>
+          <w:sz w:val="18"/>
+          <w:szCs w:val="18"/>
+        </w:rPr>
+        <w:t>ContentStorage</w:t>
+      </w:r>
+      <w:proofErr w:type="spellEnd"/>
+      <w:r>
+        <w:rPr>
+          <w:bCs/>
+          <w:sz w:val="18"/>
+          <w:szCs w:val="18"/>
+        </w:rPr>
+        <w:t xml:space="preserve"> Database -&gt; Folders Table -&gt; ID Column: 5, </w:t>
+      </w:r>
+      <w:proofErr w:type="spellStart"/>
+      <w:r>
+        <w:rPr>
+          <w:bCs/>
+          <w:sz w:val="18"/>
+          <w:szCs w:val="18"/>
+        </w:rPr>
+        <w:t>FolderOrFileName</w:t>
+      </w:r>
+      <w:proofErr w:type="spellEnd"/>
+      <w:r>
+        <w:rPr>
+          <w:bCs/>
+          <w:sz w:val="18"/>
+          <w:szCs w:val="18"/>
+        </w:rPr>
+        <w:t xml:space="preserve"> Column: Intro to Formal Science</w:t>
       </w:r>
     </w:p>
     <w:p>
@@ -1416,13 +1470,59 @@
         </w:rPr>
         <w:t xml:space="preserve"> </w:t>
       </w:r>
-      <w:r>
-        <w:rPr>
-          <w:bCs/>
-          <w:sz w:val="18"/>
-          <w:szCs w:val="18"/>
-        </w:rPr>
-        <w:t>StorageType: Cloud -&gt; Platform: GitHub -&gt; Account: topicsscience -&gt; Repository: kingdomheartsknowledge -&gt; Path: Knowledge/2-Science/1-Formal sciences/0-Intro to Formal sciences/..</w:t>
+      <w:proofErr w:type="spellStart"/>
+      <w:r>
+        <w:rPr>
+          <w:bCs/>
+          <w:sz w:val="18"/>
+          <w:szCs w:val="18"/>
+        </w:rPr>
+        <w:t>StorageType</w:t>
+      </w:r>
+      <w:proofErr w:type="spellEnd"/>
+      <w:r>
+        <w:rPr>
+          <w:bCs/>
+          <w:sz w:val="18"/>
+          <w:szCs w:val="18"/>
+        </w:rPr>
+        <w:t xml:space="preserve">: Cloud -&gt; Platform: GitHub -&gt; Account: </w:t>
+      </w:r>
+      <w:proofErr w:type="spellStart"/>
+      <w:r>
+        <w:rPr>
+          <w:bCs/>
+          <w:sz w:val="18"/>
+          <w:szCs w:val="18"/>
+        </w:rPr>
+        <w:t>topicsscience</w:t>
+      </w:r>
+      <w:proofErr w:type="spellEnd"/>
+      <w:r>
+        <w:rPr>
+          <w:bCs/>
+          <w:sz w:val="18"/>
+          <w:szCs w:val="18"/>
+        </w:rPr>
+        <w:t xml:space="preserve"> -&gt; Repository: </w:t>
+      </w:r>
+      <w:proofErr w:type="spellStart"/>
+      <w:r>
+        <w:rPr>
+          <w:bCs/>
+          <w:sz w:val="18"/>
+          <w:szCs w:val="18"/>
+        </w:rPr>
+        <w:t>kingdomheartsknowledge</w:t>
+      </w:r>
+      <w:proofErr w:type="spellEnd"/>
+      <w:r>
+        <w:rPr>
+          <w:bCs/>
+          <w:sz w:val="18"/>
+          <w:szCs w:val="18"/>
+        </w:rPr>
+        <w:t xml:space="preserve"> -&gt; Path: Knowledge/2-Science/1-Formal sciences/0-Intro to Formal sciences/..</w:t>
       </w:r>
     </w:p>
     <w:p>
@@ -1906,7 +2006,25 @@
           <w:sz w:val="18"/>
           <w:szCs w:val="18"/>
         </w:rPr>
-        <w:t>Web Tool: Sejda - HTML to PDF (https://www.sejda.com/html-to-pdf) [convert html to pdf]</w:t>
+        <w:t xml:space="preserve">Web Tool: </w:t>
+      </w:r>
+      <w:proofErr w:type="spellStart"/>
+      <w:r>
+        <w:rPr>
+          <w:bCs/>
+          <w:sz w:val="18"/>
+          <w:szCs w:val="18"/>
+        </w:rPr>
+        <w:t>Sejda</w:t>
+      </w:r>
+      <w:proofErr w:type="spellEnd"/>
+      <w:r>
+        <w:rPr>
+          <w:bCs/>
+          <w:sz w:val="18"/>
+          <w:szCs w:val="18"/>
+        </w:rPr>
+        <w:t xml:space="preserve"> - HTML to PDF (https://www.sejda.com/html-to-pdf) [convert html to pdf]</w:t>
       </w:r>
     </w:p>
     <w:p>
@@ -2162,7 +2280,43 @@
           <w:sz w:val="18"/>
           <w:szCs w:val="18"/>
         </w:rPr>
-        <w:t>StorageType: Cloud -&gt; Platform: GitHub -&gt; Account: topicsscience -&gt; Repository: kingdomheartsknowledge -&gt; Path: Knowledge/2-Science/1-Formal sciences/0-Intro to Formal sciences/..</w:t>
+        <w:t xml:space="preserve">Data Path: Content Storage Folder -&gt; </w:t>
+      </w:r>
+      <w:proofErr w:type="spellStart"/>
+      <w:r>
+        <w:rPr>
+          <w:bCs/>
+          <w:sz w:val="18"/>
+          <w:szCs w:val="18"/>
+        </w:rPr>
+        <w:t>ContentStorage</w:t>
+      </w:r>
+      <w:proofErr w:type="spellEnd"/>
+      <w:r>
+        <w:rPr>
+          <w:bCs/>
+          <w:sz w:val="18"/>
+          <w:szCs w:val="18"/>
+        </w:rPr>
+        <w:t xml:space="preserve"> Database -&gt; Folders Table -&gt; ID Column: 5, </w:t>
+      </w:r>
+      <w:proofErr w:type="spellStart"/>
+      <w:r>
+        <w:rPr>
+          <w:bCs/>
+          <w:sz w:val="18"/>
+          <w:szCs w:val="18"/>
+        </w:rPr>
+        <w:t>FolderOrFileName</w:t>
+      </w:r>
+      <w:proofErr w:type="spellEnd"/>
+      <w:r>
+        <w:rPr>
+          <w:bCs/>
+          <w:sz w:val="18"/>
+          <w:szCs w:val="18"/>
+        </w:rPr>
+        <w:t xml:space="preserve"> Column: Intro to Formal Science</w:t>
       </w:r>
     </w:p>
     <w:p>
@@ -2643,7 +2797,25 @@
           <w:sz w:val="18"/>
           <w:szCs w:val="18"/>
         </w:rPr>
-        <w:t>) [Used to save the web page as an HTML file] -&gt; Application: PDFCrowd - HTML to PDF (</w:t>
+        <w:t xml:space="preserve">) [Used to save the web page as an HTML file] -&gt; Application: </w:t>
+      </w:r>
+      <w:proofErr w:type="spellStart"/>
+      <w:r>
+        <w:rPr>
+          <w:bCs/>
+          <w:sz w:val="18"/>
+          <w:szCs w:val="18"/>
+        </w:rPr>
+        <w:t>PDFCrowd</w:t>
+      </w:r>
+      <w:proofErr w:type="spellEnd"/>
+      <w:r>
+        <w:rPr>
+          <w:bCs/>
+          <w:sz w:val="18"/>
+          <w:szCs w:val="18"/>
+        </w:rPr>
+        <w:t xml:space="preserve"> - HTML to PDF (</w:t>
       </w:r>
       <w:hyperlink r:id="rId13" w:history="1">
         <w:r>
@@ -2918,7 +3090,43 @@
           <w:sz w:val="18"/>
           <w:szCs w:val="18"/>
         </w:rPr>
-        <w:t>StorageType: Cloud -&gt; Platform: GitHub -&gt; Account: topicsscience -&gt; Repository: kingdomheartsknowledge -&gt; Path: Knowledge/2-Science/1-Formal sciences/0-Intro to Formal sciences/..</w:t>
+        <w:t xml:space="preserve">Data Path: Content Storage Folder -&gt; </w:t>
+      </w:r>
+      <w:proofErr w:type="spellStart"/>
+      <w:r>
+        <w:rPr>
+          <w:bCs/>
+          <w:sz w:val="18"/>
+          <w:szCs w:val="18"/>
+        </w:rPr>
+        <w:t>ContentStorage</w:t>
+      </w:r>
+      <w:proofErr w:type="spellEnd"/>
+      <w:r>
+        <w:rPr>
+          <w:bCs/>
+          <w:sz w:val="18"/>
+          <w:szCs w:val="18"/>
+        </w:rPr>
+        <w:t xml:space="preserve"> Database -&gt; Folders Table -&gt; ID Column: 5, </w:t>
+      </w:r>
+      <w:proofErr w:type="spellStart"/>
+      <w:r>
+        <w:rPr>
+          <w:bCs/>
+          <w:sz w:val="18"/>
+          <w:szCs w:val="18"/>
+        </w:rPr>
+        <w:t>FolderOrFileName</w:t>
+      </w:r>
+      <w:proofErr w:type="spellEnd"/>
+      <w:r>
+        <w:rPr>
+          <w:bCs/>
+          <w:sz w:val="18"/>
+          <w:szCs w:val="18"/>
+        </w:rPr>
+        <w:t xml:space="preserve"> Column: Intro to Formal Science</w:t>
       </w:r>
     </w:p>
     <w:p>
@@ -3435,7 +3643,25 @@
           <w:sz w:val="18"/>
           <w:szCs w:val="18"/>
         </w:rPr>
-        <w:t>) [Used to save the web page as an HTML file] -&gt; Application: PDFCrowd - HTML to PDF (</w:t>
+        <w:t xml:space="preserve">) [Used to save the web page as an HTML file] -&gt; Application: </w:t>
+      </w:r>
+      <w:proofErr w:type="spellStart"/>
+      <w:r>
+        <w:rPr>
+          <w:bCs/>
+          <w:sz w:val="18"/>
+          <w:szCs w:val="18"/>
+        </w:rPr>
+        <w:t>PDFCrowd</w:t>
+      </w:r>
+      <w:proofErr w:type="spellEnd"/>
+      <w:r>
+        <w:rPr>
+          <w:bCs/>
+          <w:sz w:val="18"/>
+          <w:szCs w:val="18"/>
+        </w:rPr>
+        <w:t xml:space="preserve"> - HTML to PDF (</w:t>
       </w:r>
       <w:hyperlink r:id="rId16" w:history="1">
         <w:r>
@@ -3718,7 +3944,43 @@
           <w:sz w:val="18"/>
           <w:szCs w:val="18"/>
         </w:rPr>
-        <w:t>StorageType: Cloud -&gt; Platform: GitHub -&gt; Account: topicsscience -&gt; Repository: kingdomheartsknowledge -&gt; Path: Knowledge/2-Science/1-Formal sciences/0-Intro to Formal sciences/..</w:t>
+        <w:t xml:space="preserve">Data Path: Content Storage Folder -&gt; </w:t>
+      </w:r>
+      <w:proofErr w:type="spellStart"/>
+      <w:r>
+        <w:rPr>
+          <w:bCs/>
+          <w:sz w:val="18"/>
+          <w:szCs w:val="18"/>
+        </w:rPr>
+        <w:t>ContentStorage</w:t>
+      </w:r>
+      <w:proofErr w:type="spellEnd"/>
+      <w:r>
+        <w:rPr>
+          <w:bCs/>
+          <w:sz w:val="18"/>
+          <w:szCs w:val="18"/>
+        </w:rPr>
+        <w:t xml:space="preserve"> Database -&gt; Folders Table -&gt; ID Column: 5, </w:t>
+      </w:r>
+      <w:proofErr w:type="spellStart"/>
+      <w:r>
+        <w:rPr>
+          <w:bCs/>
+          <w:sz w:val="18"/>
+          <w:szCs w:val="18"/>
+        </w:rPr>
+        <w:t>FolderOrFileName</w:t>
+      </w:r>
+      <w:proofErr w:type="spellEnd"/>
+      <w:r>
+        <w:rPr>
+          <w:bCs/>
+          <w:sz w:val="18"/>
+          <w:szCs w:val="18"/>
+        </w:rPr>
+        <w:t xml:space="preserve"> Column: Intro to Formal Science</w:t>
       </w:r>
     </w:p>
     <w:p>
